--- a/docs/システム仕様書.docx
+++ b/docs/システム仕様書.docx
@@ -77,11 +77,6 @@
         <w:t>です。 ユーザー情報（氏名・電話番号・住所）の登録、検索、表示、削除、CSV インポートが可能です。</w:t>
       </w:r>
     </w:p>
-    <w:p>
-      <w:r>
-        <w:t>本システムは Railway 上で稼働し、毎日 Cron により DB 初期化が行われるため、 デモ環境として常にクリーンな状態を保ちます。</w:t>
-      </w:r>
-    </w:p>
     <w:p/>
     <w:p>
       <w:pPr>
@@ -354,7 +349,6 @@
     </w:p>
     <w:p>
       <w:r>
-        <w:lastRenderedPageBreak/>
         <w:t>│</w:t>
       </w:r>
     </w:p>
@@ -658,65 +652,6 @@
         </w:tc>
       </w:tr>
     </w:tbl>
-    <w:p>
-      <w:pPr>
-        <w:rPr>
-          <w:b/>
-          <w:bCs/>
-        </w:rPr>
-      </w:pPr>
-      <w:r>
-        <w:rPr>
-          <w:b/>
-          <w:bCs/>
-        </w:rPr>
-        <w:t>● 初期化（</w:t>
-      </w:r>
-      <w:proofErr w:type="spellStart"/>
-      <w:r>
-        <w:rPr>
-          <w:b/>
-          <w:bCs/>
-        </w:rPr>
-        <w:t>reset.sql</w:t>
-      </w:r>
-      <w:proofErr w:type="spellEnd"/>
-      <w:r>
-        <w:rPr>
-          <w:b/>
-          <w:bCs/>
-        </w:rPr>
-        <w:t>）</w:t>
-      </w:r>
-    </w:p>
-    <w:p>
-      <w:r>
-        <w:t>毎日 Cron により以下が実行される：</w:t>
-      </w:r>
-    </w:p>
-    <w:p>
-      <w:r>
-        <w:t>コード</w:t>
-      </w:r>
-    </w:p>
-    <w:p>
-      <w:r>
-        <w:t>TRUNCATE TABLE users;</w:t>
-      </w:r>
-    </w:p>
-    <w:p>
-      <w:r>
-        <w:t xml:space="preserve">INSERT INTO users (username, </w:t>
-      </w:r>
-      <w:proofErr w:type="spellStart"/>
-      <w:r>
-        <w:t>tel</w:t>
-      </w:r>
-      <w:proofErr w:type="spellEnd"/>
-      <w:r>
-        <w:t>, address) VALUES (...50件...);</w:t>
-      </w:r>
-    </w:p>
     <w:p/>
     <w:p>
       <w:pPr>
@@ -946,72 +881,72 @@
     </w:p>
     <w:p>
       <w:r>
+        <w:t>POST /display</w:t>
+      </w:r>
+    </w:p>
+    <w:p>
+      <w:r>
+        <w:t>SQL：</w:t>
+      </w:r>
+    </w:p>
+    <w:p>
+      <w:r>
+        <w:t>コード</w:t>
+      </w:r>
+    </w:p>
+    <w:p>
+      <w:r>
+        <w:t>SELECT * FROM users</w:t>
+      </w:r>
+    </w:p>
+    <w:p>
+      <w:pPr>
+        <w:rPr>
+          <w:b/>
+          <w:bCs/>
+        </w:rPr>
+      </w:pPr>
+      <w:r>
+        <w:rPr>
+          <w:b/>
+          <w:bCs/>
+        </w:rPr>
+        <w:t>5.4 検索機能</w:t>
+      </w:r>
+    </w:p>
+    <w:p>
+      <w:pPr>
+        <w:rPr>
+          <w:b/>
+          <w:bCs/>
+        </w:rPr>
+      </w:pPr>
+      <w:r>
+        <w:rPr>
+          <w:b/>
+          <w:bCs/>
+        </w:rPr>
+        <w:t>● 画面表示</w:t>
+      </w:r>
+    </w:p>
+    <w:p>
+      <w:r>
+        <w:t>GET /search</w:t>
+      </w:r>
+    </w:p>
+    <w:p>
+      <w:pPr>
+        <w:rPr>
+          <w:b/>
+          <w:bCs/>
+        </w:rPr>
+      </w:pPr>
+      <w:r>
+        <w:rPr>
+          <w:b/>
+          <w:bCs/>
+        </w:rPr>
         <w:lastRenderedPageBreak/>
-        <w:t>POST /display</w:t>
-      </w:r>
-    </w:p>
-    <w:p>
-      <w:r>
-        <w:t>SQL：</w:t>
-      </w:r>
-    </w:p>
-    <w:p>
-      <w:r>
-        <w:t>コード</w:t>
-      </w:r>
-    </w:p>
-    <w:p>
-      <w:r>
-        <w:t>SELECT * FROM users</w:t>
-      </w:r>
-    </w:p>
-    <w:p>
-      <w:pPr>
-        <w:rPr>
-          <w:b/>
-          <w:bCs/>
-        </w:rPr>
-      </w:pPr>
-      <w:r>
-        <w:rPr>
-          <w:b/>
-          <w:bCs/>
-        </w:rPr>
-        <w:t>5.4 検索機能</w:t>
-      </w:r>
-    </w:p>
-    <w:p>
-      <w:pPr>
-        <w:rPr>
-          <w:b/>
-          <w:bCs/>
-        </w:rPr>
-      </w:pPr>
-      <w:r>
-        <w:rPr>
-          <w:b/>
-          <w:bCs/>
-        </w:rPr>
-        <w:t>● 画面表示</w:t>
-      </w:r>
-    </w:p>
-    <w:p>
-      <w:r>
-        <w:t>GET /search</w:t>
-      </w:r>
-    </w:p>
-    <w:p>
-      <w:pPr>
-        <w:rPr>
-          <w:b/>
-          <w:bCs/>
-        </w:rPr>
-      </w:pPr>
-      <w:r>
-        <w:rPr>
-          <w:b/>
-          <w:bCs/>
-        </w:rPr>
         <w:t>● 検索処理</w:t>
       </w:r>
     </w:p>
@@ -1280,56 +1215,56 @@
     </w:p>
     <w:p>
       <w:r>
+        <w:t>SQL：</w:t>
+      </w:r>
+    </w:p>
+    <w:p>
+      <w:r>
+        <w:t>コード</w:t>
+      </w:r>
+    </w:p>
+    <w:p>
+      <w:r>
+        <w:t xml:space="preserve">INSERT INTO users (username, </w:t>
+      </w:r>
+      <w:proofErr w:type="spellStart"/>
+      <w:r>
+        <w:t>tel</w:t>
+      </w:r>
+      <w:proofErr w:type="spellEnd"/>
+      <w:r>
+        <w:t>, address) VALUES (%s, %s, %s)</w:t>
+      </w:r>
+    </w:p>
+    <w:p/>
+    <w:p>
+      <w:pPr>
+        <w:rPr>
+          <w:b/>
+          <w:bCs/>
+        </w:rPr>
+      </w:pPr>
+      <w:r>
+        <w:rPr>
+          <w:b/>
+          <w:bCs/>
+        </w:rPr>
+        <w:t>6. 起動方法（ローカル）</w:t>
+      </w:r>
+    </w:p>
+    <w:p>
+      <w:r>
+        <w:t>コード</w:t>
+      </w:r>
+    </w:p>
+    <w:p>
+      <w:r>
+        <w:t>pip install -r requirements.txt</w:t>
+      </w:r>
+    </w:p>
+    <w:p>
+      <w:r>
         <w:lastRenderedPageBreak/>
-        <w:t>SQL：</w:t>
-      </w:r>
-    </w:p>
-    <w:p>
-      <w:r>
-        <w:t>コード</w:t>
-      </w:r>
-    </w:p>
-    <w:p>
-      <w:r>
-        <w:t xml:space="preserve">INSERT INTO users (username, </w:t>
-      </w:r>
-      <w:proofErr w:type="spellStart"/>
-      <w:r>
-        <w:t>tel</w:t>
-      </w:r>
-      <w:proofErr w:type="spellEnd"/>
-      <w:r>
-        <w:t>, address) VALUES (%s, %s, %s)</w:t>
-      </w:r>
-    </w:p>
-    <w:p/>
-    <w:p>
-      <w:pPr>
-        <w:rPr>
-          <w:b/>
-          <w:bCs/>
-        </w:rPr>
-      </w:pPr>
-      <w:r>
-        <w:rPr>
-          <w:b/>
-          <w:bCs/>
-        </w:rPr>
-        <w:t>6. 起動方法（ローカル）</w:t>
-      </w:r>
-    </w:p>
-    <w:p>
-      <w:r>
-        <w:t>コード</w:t>
-      </w:r>
-    </w:p>
-    <w:p>
-      <w:r>
-        <w:t>pip install -r requirements.txt</w:t>
-      </w:r>
-    </w:p>
-    <w:p>
-      <w:r>
         <w:t>python app.py</w:t>
       </w:r>
     </w:p>
@@ -1377,8 +1312,8 @@
         <w:tblLook w:val="04A0" w:firstRow="1" w:lastRow="0" w:firstColumn="1" w:lastColumn="0" w:noHBand="0" w:noVBand="1"/>
       </w:tblPr>
       <w:tblGrid>
-        <w:gridCol w:w="1700"/>
-        <w:gridCol w:w="4044"/>
+        <w:gridCol w:w="1764"/>
+        <w:gridCol w:w="6740"/>
       </w:tblGrid>
       <w:tr>
         <w:trPr>
@@ -1441,7 +1376,7 @@
           </w:tcPr>
           <w:p>
             <w:r>
-              <w:t>DB_HOST</w:t>
+              <w:t>DATABASE_URL</w:t>
             </w:r>
           </w:p>
         </w:tc>
@@ -1451,8 +1386,42 @@
             <w:hideMark/>
           </w:tcPr>
           <w:p>
+            <w:pPr>
+              <w:rPr>
+                <w:rFonts w:hint="eastAsia"/>
+              </w:rPr>
+            </w:pPr>
             <w:r>
-              <w:t>MySQL ホスト名（Railway にて設定）</w:t>
+              <w:t>MySQL</w:t>
+            </w:r>
+            <w:r>
+              <w:rPr>
+                <w:rFonts w:hint="eastAsia"/>
+              </w:rPr>
+              <w:t>（</w:t>
+            </w:r>
+            <w:r>
+              <w:t>MYSQL_PUBLIC_URL</w:t>
+            </w:r>
+            <w:r>
+              <w:rPr>
+                <w:rFonts w:hint="eastAsia"/>
+              </w:rPr>
+              <w:t>）のpysql://を</w:t>
+            </w:r>
+            <w:proofErr w:type="spellStart"/>
+            <w:r>
+              <w:rPr>
+                <w:rFonts w:hint="eastAsia"/>
+              </w:rPr>
+              <w:t>pysql+pymysql</w:t>
+            </w:r>
+            <w:proofErr w:type="spellEnd"/>
+            <w:r>
+              <w:rPr>
+                <w:rFonts w:hint="eastAsia"/>
+              </w:rPr>
+              <w:t>://にして設定</w:t>
             </w:r>
           </w:p>
         </w:tc>
@@ -1468,7 +1437,7 @@
           </w:tcPr>
           <w:p>
             <w:r>
-              <w:t>DB_USER</w:t>
+              <w:t>PORT</w:t>
             </w:r>
           </w:p>
         </w:tc>
@@ -1478,89 +1447,16 @@
             <w:hideMark/>
           </w:tcPr>
           <w:p>
+            <w:pPr>
+              <w:rPr>
+                <w:rFonts w:hint="eastAsia"/>
+              </w:rPr>
+            </w:pPr>
             <w:r>
-              <w:t>MySQL ユーザー名（Railway にて設定）</w:t>
-            </w:r>
-          </w:p>
-        </w:tc>
-      </w:tr>
-      <w:tr>
-        <w:trPr>
-          <w:tblCellSpacing w:w="15" w:type="dxa"/>
-        </w:trPr>
-        <w:tc>
-          <w:tcPr>
-            <w:tcW w:w="0" w:type="auto"/>
-            <w:hideMark/>
-          </w:tcPr>
-          <w:p>
-            <w:r>
-              <w:t>DB_PASSWORD</w:t>
-            </w:r>
-          </w:p>
-        </w:tc>
-        <w:tc>
-          <w:tcPr>
-            <w:tcW w:w="0" w:type="auto"/>
-            <w:hideMark/>
-          </w:tcPr>
-          <w:p>
-            <w:r>
-              <w:t>MySQL パスワード（Railway にて設定）</w:t>
-            </w:r>
-          </w:p>
-        </w:tc>
-      </w:tr>
-      <w:tr>
-        <w:trPr>
-          <w:tblCellSpacing w:w="15" w:type="dxa"/>
-        </w:trPr>
-        <w:tc>
-          <w:tcPr>
-            <w:tcW w:w="0" w:type="auto"/>
-            <w:hideMark/>
-          </w:tcPr>
-          <w:p>
-            <w:r>
-              <w:t>DB_NAME</w:t>
-            </w:r>
-          </w:p>
-        </w:tc>
-        <w:tc>
-          <w:tcPr>
-            <w:tcW w:w="0" w:type="auto"/>
-            <w:hideMark/>
-          </w:tcPr>
-          <w:p>
-            <w:r>
-              <w:t>データベース名（Railway にて設定）</w:t>
-            </w:r>
-          </w:p>
-        </w:tc>
-      </w:tr>
-      <w:tr>
-        <w:trPr>
-          <w:tblCellSpacing w:w="15" w:type="dxa"/>
-        </w:trPr>
-        <w:tc>
-          <w:tcPr>
-            <w:tcW w:w="0" w:type="auto"/>
-            <w:hideMark/>
-          </w:tcPr>
-          <w:p>
-            <w:r>
-              <w:t>DB_PORT</w:t>
-            </w:r>
-          </w:p>
-        </w:tc>
-        <w:tc>
-          <w:tcPr>
-            <w:tcW w:w="0" w:type="auto"/>
-            <w:hideMark/>
-          </w:tcPr>
-          <w:p>
-            <w:r>
-              <w:t>ポート番号（Railway にて設定）</w:t>
+              <w:rPr>
+                <w:rFonts w:hint="eastAsia"/>
+              </w:rPr>
+              <w:t>デプロイ後エラーが出たとき、ログのlisten atのあとに記載されているポートを設定</w:t>
             </w:r>
           </w:p>
         </w:tc>
@@ -1608,115 +1504,28 @@
           <w:bCs/>
         </w:rPr>
       </w:pPr>
-      <w:r>
-        <w:rPr>
-          <w:b/>
-          <w:bCs/>
-        </w:rPr>
-        <w:t>8. Cron（DB 初期化）</w:t>
-      </w:r>
-    </w:p>
-    <w:p>
-      <w:r>
-        <w:t>Railway → Settings → Deploy → Cron Schedule</w:t>
-      </w:r>
-    </w:p>
-    <w:p>
-      <w:pPr>
-        <w:numPr>
-          <w:ilvl w:val="0"/>
-          <w:numId w:val="5"/>
-        </w:numPr>
-      </w:pPr>
-      <w:r>
-        <w:rPr>
-          <w:b/>
-          <w:bCs/>
-        </w:rPr>
-        <w:t>Schedule</w:t>
-      </w:r>
-      <w:r>
-        <w:t>：0 5 * * *（毎日 5:00 JST）</w:t>
-      </w:r>
-    </w:p>
-    <w:p>
-      <w:pPr>
-        <w:numPr>
-          <w:ilvl w:val="0"/>
-          <w:numId w:val="5"/>
-        </w:numPr>
-      </w:pPr>
-      <w:r>
-        <w:rPr>
-          <w:b/>
-          <w:bCs/>
-        </w:rPr>
-        <w:t>Start Command</w:t>
-      </w:r>
-      <w:r>
-        <w:t xml:space="preserve"> に条件分岐を記述：</w:t>
-      </w:r>
-    </w:p>
-    <w:p>
-      <w:r>
-        <w:t>コード</w:t>
-      </w:r>
-    </w:p>
-    <w:p>
-      <w:proofErr w:type="spellStart"/>
-      <w:r>
-        <w:t>sh</w:t>
-      </w:r>
-      <w:proofErr w:type="spellEnd"/>
-      <w:r>
-        <w:t xml:space="preserve"> -c 'if [ "$RAILWAY_CRON" = "true" ]; then </w:t>
-      </w:r>
-      <w:proofErr w:type="spellStart"/>
-      <w:r>
-        <w:t>mysql</w:t>
-      </w:r>
-      <w:proofErr w:type="spellEnd"/>
-      <w:r>
-        <w:t xml:space="preserve"> -h $DB_HOST -u $DB_USER -</w:t>
-      </w:r>
-      <w:proofErr w:type="spellStart"/>
-      <w:r>
-        <w:t>p$DB_PASSWORD</w:t>
-      </w:r>
-      <w:proofErr w:type="spellEnd"/>
-      <w:r>
-        <w:t xml:space="preserve"> --port $DB_PORT $DB_NAME &lt; </w:t>
-      </w:r>
-      <w:proofErr w:type="spellStart"/>
-      <w:r>
-        <w:t>reset.sql</w:t>
-      </w:r>
-      <w:proofErr w:type="spellEnd"/>
-      <w:r>
-        <w:t>; fi &amp;&amp; python app.py'</w:t>
-      </w:r>
-    </w:p>
-    <w:p>
-      <w:pPr>
-        <w:rPr>
-          <w:b/>
-          <w:bCs/>
-        </w:rPr>
-      </w:pPr>
-    </w:p>
-    <w:p>
-      <w:pPr>
-        <w:rPr>
-          <w:b/>
-          <w:bCs/>
-        </w:rPr>
-      </w:pPr>
-      <w:r>
-        <w:rPr>
-          <w:b/>
-          <w:bCs/>
-        </w:rPr>
-        <w:t>9. セキュリティ仕様</w:t>
+    </w:p>
+    <w:p>
+      <w:pPr>
+        <w:rPr>
+          <w:b/>
+          <w:bCs/>
+        </w:rPr>
+      </w:pPr>
+      <w:r>
+        <w:rPr>
+          <w:rFonts w:hint="eastAsia"/>
+          <w:b/>
+          <w:bCs/>
+        </w:rPr>
+        <w:t xml:space="preserve">8. </w:t>
+      </w:r>
+      <w:r>
+        <w:rPr>
+          <w:b/>
+          <w:bCs/>
+        </w:rPr>
+        <w:t>セキュリティ仕様</w:t>
       </w:r>
     </w:p>
     <w:p>
